--- a/backend/data/corpus/DOC-20210515-020.docx
+++ b/backend/data/corpus/DOC-20210515-020.docx
@@ -63,7 +63,7 @@
           <w:b/>
           <w:sz w:val="21"/>
         </w:rPr>
-        <w:t>Kiara Prendergast, MD, Saltmarsh Neurological Care Center, Charleston, SC (AR)</w:t>
+        <w:t>Anjali Steinmetz, MD, Ember Lake Medical Group, Mobile, AL (RSM)</w:t>
       </w:r>
     </w:p>
     <w:p>
@@ -71,7 +71,7 @@
         <w:rPr>
           <w:sz w:val="21"/>
         </w:rPr>
-        <w:t>&gt; An unhurried visit in the workroom; the schedule was tight.</w:t>
+        <w:t>&gt; A rushed meeting over quick coffee, first one this quarter.</w:t>
       </w:r>
     </w:p>
     <w:p>
@@ -79,7 +79,7 @@
         <w:rPr>
           <w:sz w:val="21"/>
         </w:rPr>
-        <w:t>&gt; Most of discussion was about phone triage line, which has not settled.</w:t>
+        <w:t>&gt; Compared notes on which sessions were worth the time.</w:t>
       </w:r>
     </w:p>
     <w:p>
@@ -87,7 +87,7 @@
         <w:rPr>
           <w:sz w:val="21"/>
         </w:rPr>
-        <w:t>&gt; Closed there — nothing actionable this visit.</w:t>
+        <w:t>&gt; Onboarding front-desk coordinator is the current preoccupation here.</w:t>
       </w:r>
     </w:p>
     <w:p>
@@ -95,15 +95,7 @@
         <w:rPr>
           <w:sz w:val="21"/>
         </w:rPr>
-      </w:r>
-    </w:p>
-    <w:p>
-      <w:r>
-        <w:rPr>
-          <w:b/>
-          <w:sz w:val="21"/>
-        </w:rPr>
-        <w:t>Delphine Kirkpatrick, MD, Copperfield Neurology Institute, Mobile, AL (RSM)</w:t>
+        <w:t>&gt; Monitoring intervals during titration are set by clinic routine here rather than by protocol.</w:t>
       </w:r>
     </w:p>
     <w:p>
@@ -111,87 +103,7 @@
         <w:rPr>
           <w:sz w:val="21"/>
         </w:rPr>
-        <w:t>&gt; A clipped meeting at nurses' station, first one this quarter.</w:t>
-      </w:r>
-    </w:p>
-    <w:p>
-      <w:r>
-        <w:rPr>
-          <w:sz w:val="21"/>
-        </w:rPr>
-        <w:t>&gt; This practice is still building familiarity with the product and had no clinical points to raise.</w:t>
-      </w:r>
-    </w:p>
-    <w:p>
-      <w:r>
-        <w:rPr>
-          <w:sz w:val="21"/>
-        </w:rPr>
-        <w:t>&gt; Described a preference for slower titration in general, unrelated to any particular pt.</w:t>
-      </w:r>
-    </w:p>
-    <w:p>
-      <w:r>
-        <w:rPr>
-          <w:sz w:val="21"/>
-        </w:rPr>
-        <w:t>&gt; Closed there — nothing actionable this visit.</w:t>
-      </w:r>
-    </w:p>
-    <w:p>
-      <w:r>
-        <w:rPr>
-          <w:sz w:val="21"/>
-        </w:rPr>
-      </w:r>
-    </w:p>
-    <w:p>
-      <w:r>
-        <w:rPr>
-          <w:b/>
-          <w:sz w:val="21"/>
-        </w:rPr>
-        <w:t>Alastair Harkness, MD, Quarry Hill Epilepsy Center, Scranton, PA (RSM)</w:t>
-      </w:r>
-    </w:p>
-    <w:p>
-      <w:r>
-        <w:rPr>
-          <w:sz w:val="21"/>
-        </w:rPr>
-        <w:t>&gt; A full conversation in reading room, mostly logistics.</w:t>
-      </w:r>
-    </w:p>
-    <w:p>
-      <w:r>
-        <w:rPr>
-          <w:sz w:val="21"/>
-        </w:rPr>
-        <w:t>&gt; Described how refractory group is triaged now compared with before.</w:t>
-      </w:r>
-    </w:p>
-    <w:p>
-      <w:r>
-        <w:rPr>
-          <w:sz w:val="21"/>
-        </w:rPr>
-        <w:t>&gt; Mostly small talk about the program and the venue.</w:t>
-      </w:r>
-    </w:p>
-    <w:p>
-      <w:r>
-        <w:rPr>
-          <w:sz w:val="21"/>
-        </w:rPr>
-        <w:t>&gt; Benefit verification is the step that most often delays a start here.</w:t>
-      </w:r>
-    </w:p>
-    <w:p>
-      <w:r>
-        <w:rPr>
-          <w:sz w:val="21"/>
-        </w:rPr>
-        <w:t>&gt; Titration habits came up in general terms; no specifics were discussed and none were offered.</w:t>
+        <w:t>&gt; Asked about my travel schedule, since visits keep landing on busiest clinic days.</w:t>
       </w:r>
     </w:p>
     <w:p>
@@ -215,7 +127,55 @@
         <w:rPr>
           <w:sz w:val="21"/>
         </w:rPr>
-        <w:t>&gt; A twenty-minute conversation at nurses' station, mostly logistics.</w:t>
+        <w:t>&gt; Onboarding clinic pharmacist is current preoccupation here.</w:t>
+      </w:r>
+    </w:p>
+    <w:p>
+      <w:r>
+        <w:rPr>
+          <w:sz w:val="21"/>
+        </w:rPr>
+        <w:t>&gt; Most of discussion was about scheduling system, which is still being sorted out.</w:t>
+      </w:r>
+    </w:p>
+    <w:p>
+      <w:r>
+        <w:rPr>
+          <w:sz w:val="21"/>
+        </w:rPr>
+        <w:t>&gt; Noted that appeals process is handled by one person here and that this is not specific to any one product.</w:t>
+      </w:r>
+    </w:p>
+    <w:p>
+      <w:r>
+        <w:rPr>
+          <w:sz w:val="21"/>
+        </w:rPr>
+        <w:t>&gt; Compared notes on which sessions were worth the time.</w:t>
+      </w:r>
+    </w:p>
+    <w:p>
+      <w:r>
+        <w:rPr>
+          <w:sz w:val="21"/>
+        </w:rPr>
+        <w:t>&gt; Titration scheduling is handled by nursing staff, which the practice finds workable.</w:t>
+      </w:r>
+    </w:p>
+    <w:p>
+      <w:r>
+        <w:rPr>
+          <w:sz w:val="21"/>
+        </w:rPr>
+      </w:r>
+    </w:p>
+    <w:p>
+      <w:r>
+        <w:rPr>
+          <w:b/>
+          <w:sz w:val="21"/>
+        </w:rPr>
+        <w:t>Fabian Pemberton, MD, Lakeshore Neurological Care Center, Buffalo, NY (RSM)</w:t>
       </w:r>
     </w:p>
     <w:p>
@@ -231,271 +191,7 @@
         <w:rPr>
           <w:sz w:val="21"/>
         </w:rPr>
-        <w:t>&gt; Compared notes on which sessions were worth the time.</w:t>
-      </w:r>
-    </w:p>
-    <w:p>
-      <w:r>
-        <w:rPr>
-          <w:sz w:val="21"/>
-        </w:rPr>
-        <w:t>&gt; Benefit verification is the step that most often delays start here.</w:t>
-      </w:r>
-    </w:p>
-    <w:p>
-      <w:r>
-        <w:rPr>
-          <w:sz w:val="21"/>
-        </w:rPr>
-        <w:t>&gt; Asked whether I had seen case series someone forwarded; I had not, and offered nothing in return.</w:t>
-      </w:r>
-    </w:p>
-    <w:p>
-      <w:r>
-        <w:rPr>
-          <w:sz w:val="21"/>
-        </w:rPr>
-      </w:r>
-    </w:p>
-    <w:p>
-      <w:r>
-        <w:rPr>
-          <w:b/>
-          <w:sz w:val="21"/>
-        </w:rPr>
-        <w:t>Nikolai Underhill, MD, Willowmere Neuroscience Center, Bakersfield, CA (RSM)</w:t>
-      </w:r>
-    </w:p>
-    <w:p>
-      <w:r>
-        <w:rPr>
-          <w:sz w:val="21"/>
-        </w:rPr>
-        <w:t>&gt; Stopped by in reading room for a twenty-minute conversation.</w:t>
-      </w:r>
-    </w:p>
-    <w:p>
-      <w:r>
-        <w:rPr>
-          <w:sz w:val="21"/>
-        </w:rPr>
-        <w:t>&gt; Talked through the refractory group in general terms, without any specific case.</w:t>
-      </w:r>
-    </w:p>
-    <w:p>
-      <w:r>
-        <w:rPr>
-          <w:sz w:val="21"/>
-        </w:rPr>
-        <w:t>&gt; Clinic throughput looks better than last year since summer, which shapes how much time there is for anything else.</w:t>
-      </w:r>
-    </w:p>
-    <w:p>
-      <w:r>
-        <w:rPr>
-          <w:sz w:val="21"/>
-        </w:rPr>
-        <w:t>&gt; Referenced session summary from colleague in passing.</w:t>
-      </w:r>
-    </w:p>
-    <w:p>
-      <w:r>
-        <w:rPr>
-          <w:sz w:val="21"/>
-        </w:rPr>
-      </w:r>
-    </w:p>
-    <w:p>
-      <w:r>
-        <w:rPr>
-          <w:b/>
-          <w:sz w:val="21"/>
-        </w:rPr>
-        <w:t>Viraj Corliss, MD, Lakeshore Neurological Care Center, Lexington, KY (AR)</w:t>
-      </w:r>
-    </w:p>
-    <w:p>
-      <w:r>
-        <w:rPr>
-          <w:sz w:val="21"/>
-        </w:rPr>
-        <w:t>&gt; An unhurried meeting over quick coffee, first one this quarter.</w:t>
-      </w:r>
-    </w:p>
-    <w:p>
-      <w:r>
-        <w:rPr>
-          <w:sz w:val="21"/>
-        </w:rPr>
-        <w:t>&gt; The new-pt backlog keeps slipping since summer, which shapes how much time there is for anything else.</w:t>
-      </w:r>
-    </w:p>
-    <w:p>
-      <w:r>
-        <w:rPr>
-          <w:sz w:val="21"/>
-        </w:rPr>
-        <w:t>&gt; The travel schedule this year came up, and little else.</w:t>
-      </w:r>
-    </w:p>
-    <w:p>
-      <w:r>
-        <w:rPr>
-          <w:sz w:val="21"/>
-        </w:rPr>
-        <w:t>&gt; Titration habits came up in general terms; no specifics were discussed and none were offered.</w:t>
-      </w:r>
-    </w:p>
-    <w:p>
-      <w:r>
-        <w:rPr>
-          <w:sz w:val="21"/>
-        </w:rPr>
-        <w:t>&gt; Spent some time on newly referred patients and how workup decisions get sequenced.</w:t>
-      </w:r>
-    </w:p>
-    <w:p>
-      <w:r>
-        <w:rPr>
-          <w:sz w:val="21"/>
-        </w:rPr>
-      </w:r>
-    </w:p>
-    <w:p>
-      <w:r>
-        <w:rPr>
-          <w:b/>
-          <w:sz w:val="21"/>
-        </w:rPr>
-        <w:t>Tadeo Eastmond, MD, Sable Creek Medical Group, Provo, UT (RSM)</w:t>
-      </w:r>
-    </w:p>
-    <w:p>
-      <w:r>
-        <w:rPr>
-          <w:sz w:val="21"/>
-        </w:rPr>
-        <w:t>&gt; A productive conversation in the reading room, mostly logistics.</w:t>
-      </w:r>
-    </w:p>
-    <w:p>
-      <w:r>
-        <w:rPr>
-          <w:sz w:val="21"/>
-        </w:rPr>
-        <w:t>&gt; Onboarding two medical assistants is current preoccupation here.</w:t>
-      </w:r>
-    </w:p>
-    <w:p>
-      <w:r>
-        <w:rPr>
-          <w:sz w:val="21"/>
-        </w:rPr>
-        <w:t>&gt; Asked whether I would be at meeting later this year.</w:t>
-      </w:r>
-    </w:p>
-    <w:p>
-      <w:r>
-        <w:rPr>
-          <w:sz w:val="21"/>
-        </w:rPr>
-        <w:t>&gt; Closed there — no specific request.</w:t>
-      </w:r>
-    </w:p>
-    <w:p>
-      <w:r>
-        <w:rPr>
-          <w:sz w:val="21"/>
-        </w:rPr>
-        <w:t>&gt; Formulary placement was only product-adjacent topic, and only in general terms.</w:t>
-      </w:r>
-    </w:p>
-    <w:p>
-      <w:r>
-        <w:rPr>
-          <w:sz w:val="21"/>
-        </w:rPr>
-      </w:r>
-    </w:p>
-    <w:p>
-      <w:r>
-        <w:rPr>
-          <w:b/>
-          <w:sz w:val="21"/>
-        </w:rPr>
-        <w:t>Imani Okafor, MD, Smoky Ridge Medical Center, Knoxville, TN (RSM)</w:t>
-      </w:r>
-    </w:p>
-    <w:p>
-      <w:r>
-        <w:rPr>
-          <w:sz w:val="21"/>
-        </w:rPr>
-        <w:t>&gt; Monitoring intervals during titration are set by clinic routine here rather than by protocol.</w:t>
-      </w:r>
-    </w:p>
-    <w:p>
-      <w:r>
-        <w:rPr>
-          <w:sz w:val="21"/>
-        </w:rPr>
-        <w:t>&gt; The practice lost epilepsy fellow adn has not backfilled, so referral queue keeps slipping.</w:t>
-      </w:r>
-    </w:p>
-    <w:p>
-      <w:r>
-        <w:rPr>
-          <w:sz w:val="21"/>
-        </w:rPr>
-        <w:t>&gt; Benefit verification is teh step that most often delays a start here.</w:t>
-      </w:r>
-    </w:p>
-    <w:p>
-      <w:r>
-        <w:rPr>
-          <w:sz w:val="21"/>
-        </w:rPr>
-      </w:r>
-    </w:p>
-    <w:p>
-      <w:r>
-        <w:rPr>
-          <w:b/>
-          <w:sz w:val="21"/>
-        </w:rPr>
-        <w:t>Fabian Brannigan, MD, Cedar Ridge Regional Epilepsy Program, Reno, NV (RSM)</w:t>
-      </w:r>
-    </w:p>
-    <w:p>
-      <w:r>
-        <w:rPr>
-          <w:sz w:val="21"/>
-        </w:rPr>
-        <w:t>&gt; Titration scheduling is handled by nursing staff, which practice finds workable.</w:t>
-      </w:r>
-    </w:p>
-    <w:p>
-      <w:r>
-        <w:rPr>
-          <w:sz w:val="21"/>
-        </w:rPr>
-        <w:t>&gt; Asked whether I had seen a guideline update discussed at journal club; I had not, and offered nothing in return.</w:t>
-      </w:r>
-    </w:p>
-    <w:p>
-      <w:r>
-        <w:rPr>
-          <w:sz w:val="21"/>
-        </w:rPr>
-        <w:t>&gt; The travel schedule this year came up, and little else.</w:t>
-      </w:r>
-    </w:p>
-    <w:p>
-      <w:r>
-        <w:rPr>
-          <w:sz w:val="21"/>
-        </w:rPr>
-        <w:t>&gt; Noted that formulary questions remains the slowest step and that this is not specific to any one product.</w:t>
+        <w:t>&gt; Compared notes on which sessions were worth time.</w:t>
       </w:r>
     </w:p>
     <w:p>
@@ -519,7 +215,7 @@
           <w:b/>
           <w:sz w:val="21"/>
         </w:rPr>
-        <w:t>Josefina Pemberton, MD, Sable Creek Medical Group, Waco, TX (RSM)</w:t>
+        <w:t>Cormac Quintrell, MD, Riverstone Comprehensive Epilepsy Clinic, Chattanooga, TN (RSM)</w:t>
       </w:r>
     </w:p>
     <w:p>
@@ -527,7 +223,7 @@
         <w:rPr>
           <w:sz w:val="21"/>
         </w:rPr>
-        <w:t>&gt; A twenty-minute visit at nurses' station; schedule was tight.</w:t>
+        <w:t>&gt; Stopped by outside the EEG suite for rushed conversation.</w:t>
       </w:r>
     </w:p>
     <w:p>
@@ -535,7 +231,7 @@
         <w:rPr>
           <w:sz w:val="21"/>
         </w:rPr>
-        <w:t>&gt; Left it at that, wtih call later this month to be scheduled.</w:t>
+        <w:t>&gt; The referral queue keeps slipping since summer, which shapes how much time there is for anything else.</w:t>
       </w:r>
     </w:p>
     <w:p>
@@ -543,7 +239,23 @@
         <w:rPr>
           <w:sz w:val="21"/>
         </w:rPr>
-        <w:t>&gt; Talked through long-standing patients in general terms, without any specific case.</w:t>
+        <w:t>&gt; Titration scheduling is handled by nursing staff, which the practice finds workable.</w:t>
+      </w:r>
+    </w:p>
+    <w:p>
+      <w:r>
+        <w:rPr>
+          <w:sz w:val="21"/>
+        </w:rPr>
+        <w:t>&gt; This practice is still building familiarity with product and had no clinical points to raise.</w:t>
+      </w:r>
+    </w:p>
+    <w:p>
+      <w:r>
+        <w:rPr>
+          <w:sz w:val="21"/>
+        </w:rPr>
+        <w:t>&gt; Compared notes on which sessions were worth time.</w:t>
       </w:r>
     </w:p>
     <w:p>
@@ -559,7 +271,7 @@
           <w:b/>
           <w:sz w:val="21"/>
         </w:rPr>
-        <w:t>Silvio Inverness, MD, Alder Point Neurology Associates, Madison, WI (RSM)</w:t>
+        <w:t>Silvio Bellweather, MD, Cedar Ridge Regional Epilepsy Program, Worcester, MA (RSM)</w:t>
       </w:r>
     </w:p>
     <w:p>
@@ -567,7 +279,7 @@
         <w:rPr>
           <w:sz w:val="21"/>
         </w:rPr>
-        <w:t>&gt; No specific request this time. Asked about safety and confirmed nothing to report.</w:t>
+        <w:t>&gt; Routine f/u slots has stretched out since the summer, which shapes how much time there is for anything else.</w:t>
       </w:r>
     </w:p>
     <w:p>
@@ -575,7 +287,7 @@
         <w:rPr>
           <w:sz w:val="21"/>
         </w:rPr>
-        <w:t>&gt; Formulary questions varies by payer, which came up as a general frustration.</w:t>
+        <w:t>&gt; Asked whether I had seen a case series someone forwarded; I had not, and offered nothing in return.</w:t>
       </w:r>
     </w:p>
     <w:p>
@@ -583,7 +295,7 @@
         <w:rPr>
           <w:sz w:val="21"/>
         </w:rPr>
-        <w:t>&gt; Onboarding front-desk coordinator is current preoccupation here.</w:t>
+        <w:t>&gt; Formulary placement was the only product-adjacent topic, and only in general terms.</w:t>
       </w:r>
     </w:p>
     <w:p>
@@ -591,15 +303,7 @@
         <w:rPr>
           <w:sz w:val="21"/>
         </w:rPr>
-        <w:t>&gt; Referenced a session summary from a colleague in passing.</w:t>
-      </w:r>
-    </w:p>
-    <w:p>
-      <w:r>
-        <w:rPr>
-          <w:sz w:val="21"/>
-        </w:rPr>
-        <w:t>&gt; Talked through long-standing pts in general terms, without any specific case.</w:t>
+        <w:t>&gt; Noted that benefit checks takes longer than clinical decision and that this is not specific to any one product.</w:t>
       </w:r>
     </w:p>
     <w:p>
@@ -615,7 +319,7 @@
           <w:b/>
           <w:sz w:val="21"/>
         </w:rPr>
-        <w:t>Bettina Marchetti, MD, Quarry Hill Epilepsy Center, Worcester, MA (RSM)</w:t>
+        <w:t>Gaspar Yoshimura, MD, Vantage Park Regional Epilepsy Program, Bakersfield, CA (RSM)</w:t>
       </w:r>
     </w:p>
     <w:p>
@@ -623,7 +327,71 @@
         <w:rPr>
           <w:sz w:val="21"/>
         </w:rPr>
-        <w:t>&gt; The referral intake process changed again last month, and that took up the first part of the convo.</w:t>
+        <w:t>&gt; A compressed visit at the end of the clinic list; the schedule was tight.</w:t>
+      </w:r>
+    </w:p>
+    <w:p>
+      <w:r>
+        <w:rPr>
+          <w:sz w:val="21"/>
+        </w:rPr>
+        <w:t>&gt; Nothing that needed f/u. Safety items asked about and confirmed none.</w:t>
+      </w:r>
+    </w:p>
+    <w:p>
+      <w:r>
+        <w:rPr>
+          <w:sz w:val="21"/>
+        </w:rPr>
+        <w:t>&gt; Spent some time on long-standing pts and how workup decisions get sequenced.</w:t>
+      </w:r>
+    </w:p>
+    <w:p>
+      <w:r>
+        <w:rPr>
+          <w:sz w:val="21"/>
+        </w:rPr>
+        <w:t>&gt; Asked whether I had seen a guideline update discussed at journal club; I had not, and offered nothing in return.</w:t>
+      </w:r>
+    </w:p>
+    <w:p>
+      <w:r>
+        <w:rPr>
+          <w:sz w:val="21"/>
+        </w:rPr>
+      </w:r>
+    </w:p>
+    <w:p>
+      <w:r>
+        <w:rPr>
+          <w:b/>
+          <w:sz w:val="21"/>
+        </w:rPr>
+        <w:t>Camila Eastmond, MD, Cedar Ridge Regional Epilepsy Program, Worcester, MA (AR)</w:t>
+      </w:r>
+    </w:p>
+    <w:p>
+      <w:r>
+        <w:rPr>
+          <w:sz w:val="21"/>
+        </w:rPr>
+        <w:t>&gt; A twenty-minute meeting in the workroom, first one this quarter.</w:t>
+      </w:r>
+    </w:p>
+    <w:p>
+      <w:r>
+        <w:rPr>
+          <w:sz w:val="21"/>
+        </w:rPr>
+        <w:t>&gt; This practice is still building familiarity with the product and had no clinical points to raise.</w:t>
+      </w:r>
+    </w:p>
+    <w:p>
+      <w:r>
+        <w:rPr>
+          <w:sz w:val="21"/>
+        </w:rPr>
+        <w:t>&gt; The new-patient backlog has stretched out since summer, which shapes how much time there is for anything else.</w:t>
       </w:r>
     </w:p>
     <w:p>
@@ -639,7 +407,7 @@
         <w:rPr>
           <w:sz w:val="21"/>
         </w:rPr>
-        <w:t>&gt; Compared notes on which sessions were worth the time.</w:t>
+        <w:t>&gt; The scheduling system went live without much warning, and that took up the first part of the convo.</w:t>
       </w:r>
     </w:p>
     <w:p>
@@ -647,7 +415,223 @@
         <w:rPr>
           <w:sz w:val="21"/>
         </w:rPr>
-        <w:t>&gt; The composition of the pediatric-to-adult transfers has shifted over the last year or two.</w:t>
+      </w:r>
+    </w:p>
+    <w:p>
+      <w:r>
+        <w:rPr>
+          <w:b/>
+          <w:sz w:val="21"/>
+        </w:rPr>
+        <w:t>Lukas Stanhope, MD, Highmoor Health Neurology, Shreveport, LA (AR)</w:t>
+      </w:r>
+    </w:p>
+    <w:p>
+      <w:r>
+        <w:rPr>
+          <w:sz w:val="21"/>
+        </w:rPr>
+        <w:t>&gt; Described how the surgical workup list is triaged now compared with before.</w:t>
+      </w:r>
+    </w:p>
+    <w:p>
+      <w:r>
+        <w:rPr>
+          <w:sz w:val="21"/>
+        </w:rPr>
+        <w:t>&gt; Formulary placement was only product-adjacent topic, and only in general terms.</w:t>
+      </w:r>
+    </w:p>
+    <w:p>
+      <w:r>
+        <w:rPr>
+          <w:sz w:val="21"/>
+        </w:rPr>
+        <w:t>&gt; Mostly small talk about program and venue.</w:t>
+      </w:r>
+    </w:p>
+    <w:p>
+      <w:r>
+        <w:rPr>
+          <w:sz w:val="21"/>
+        </w:rPr>
+      </w:r>
+    </w:p>
+    <w:p>
+      <w:r>
+        <w:rPr>
+          <w:b/>
+          <w:sz w:val="21"/>
+        </w:rPr>
+        <w:t>Stephen Aldrich, MD, Cascade Summit Medical Center, Tacoma, WA (RSM)</w:t>
+      </w:r>
+    </w:p>
+    <w:p>
+      <w:r>
+        <w:rPr>
+          <w:sz w:val="21"/>
+        </w:rPr>
+        <w:t>&gt; A productive visit outside the EEG suite; the schedule was tight.</w:t>
+      </w:r>
+    </w:p>
+    <w:p>
+      <w:r>
+        <w:rPr>
+          <w:sz w:val="21"/>
+        </w:rPr>
+        <w:t>&gt; Referenced case series someone forwarded in passing.</w:t>
+      </w:r>
+    </w:p>
+    <w:p>
+      <w:r>
+        <w:rPr>
+          <w:sz w:val="21"/>
+        </w:rPr>
+        <w:t>&gt; Asked whether I would be at the meeting later this year.</w:t>
+      </w:r>
+    </w:p>
+    <w:p>
+      <w:r>
+        <w:rPr>
+          <w:sz w:val="21"/>
+        </w:rPr>
+        <w:t>&gt; Onboarding clinic pharmacist is current preoccupation here.</w:t>
+      </w:r>
+    </w:p>
+    <w:p>
+      <w:r>
+        <w:rPr>
+          <w:sz w:val="21"/>
+        </w:rPr>
+        <w:t>&gt; Described practice as early in its experience here, with nothing to report yet.</w:t>
+      </w:r>
+    </w:p>
+    <w:p>
+      <w:r>
+        <w:rPr>
+          <w:sz w:val="21"/>
+        </w:rPr>
+      </w:r>
+    </w:p>
+    <w:p>
+      <w:r>
+        <w:rPr>
+          <w:b/>
+          <w:sz w:val="21"/>
+        </w:rPr>
+        <w:t>Priya Raghavan, MD, North Star Neurology, Minneapolis, MN (RSM)</w:t>
+      </w:r>
+    </w:p>
+    <w:p>
+      <w:r>
+        <w:rPr>
+          <w:sz w:val="21"/>
+        </w:rPr>
+        <w:t>&gt; The patient portal is being piloted this quarter, and that took up the first part of the conversation.</w:t>
+      </w:r>
+    </w:p>
+    <w:p>
+      <w:r>
+        <w:rPr>
+          <w:sz w:val="21"/>
+        </w:rPr>
+        <w:t>&gt; Referenced review that circulated on service in passing.</w:t>
+      </w:r>
+    </w:p>
+    <w:p>
+      <w:r>
+        <w:rPr>
+          <w:sz w:val="21"/>
+        </w:rPr>
+        <w:t>&gt; Described practice as early in its experience here, with nothing to report yet.</w:t>
+      </w:r>
+    </w:p>
+    <w:p>
+      <w:r>
+        <w:rPr>
+          <w:sz w:val="21"/>
+        </w:rPr>
+      </w:r>
+    </w:p>
+    <w:p>
+      <w:r>
+        <w:rPr>
+          <w:b/>
+          <w:sz w:val="21"/>
+        </w:rPr>
+        <w:t>Yesenia Wainwright, MD, Beacon Hill Neurology Associates, Roanoke, VA (RSM)</w:t>
+      </w:r>
+    </w:p>
+    <w:p>
+      <w:r>
+        <w:rPr>
+          <w:sz w:val="21"/>
+        </w:rPr>
+        <w:t>&gt; A clipped meeting at the end of the clinic list, first one this quarter.</w:t>
+      </w:r>
+    </w:p>
+    <w:p>
+      <w:r>
+        <w:rPr>
+          <w:sz w:val="21"/>
+        </w:rPr>
+        <w:t>&gt; Asked whether I had seen review that circulated on the service; I had not, and offered nothing in return.</w:t>
+      </w:r>
+    </w:p>
+    <w:p>
+      <w:r>
+        <w:rPr>
+          <w:sz w:val="21"/>
+        </w:rPr>
+        <w:t>&gt; Described a preference for slower titration in general, unrelated to any particular patient.</w:t>
+      </w:r>
+    </w:p>
+    <w:p>
+      <w:r>
+        <w:rPr>
+          <w:sz w:val="21"/>
+        </w:rPr>
+      </w:r>
+    </w:p>
+    <w:p>
+      <w:r>
+        <w:rPr>
+          <w:b/>
+          <w:sz w:val="21"/>
+        </w:rPr>
+        <w:t>Eloise Thackeray, MD, Alder Point Neurology Associates, Oakland, CA (RSM)</w:t>
+      </w:r>
+    </w:p>
+    <w:p>
+      <w:r>
+        <w:rPr>
+          <w:sz w:val="21"/>
+        </w:rPr>
+        <w:t>&gt; A short conversation over quick coffee, mostly logistics.</w:t>
+      </w:r>
+    </w:p>
+    <w:p>
+      <w:r>
+        <w:rPr>
+          <w:sz w:val="21"/>
+        </w:rPr>
+        <w:t>&gt; Spent some time on refractory group and how workup decisions get sequenced.</w:t>
+      </w:r>
+    </w:p>
+    <w:p>
+      <w:r>
+        <w:rPr>
+          <w:sz w:val="21"/>
+        </w:rPr>
+        <w:t>&gt; Asked whether I would be at meeting later this year.</w:t>
+      </w:r>
+    </w:p>
+    <w:p>
+      <w:r>
+        <w:rPr>
+          <w:sz w:val="21"/>
+        </w:rPr>
+        <w:t>&gt; The appeals process has improved somewhat, which came up as general frustration.</w:t>
       </w:r>
     </w:p>
     <w:p>
